--- a/03_Outputs/final scripts/ru/Module 6/6.2.0-ru.docx
+++ b/03_Outputs/final scripts/ru/Module 6/6.2.0-ru.docx
@@ -9,7 +9,7 @@
     </w:p>
     <w:p>
       <w:r>
-        <w:t xml:space="preserve">В предыдущей главе мы рассмотрели энергетические системы и источники выбросов. Теперь мы переходим к пути вперед — к стратегиям, которые действительно могут снизить эти выбросы. В этой главе мы рассмотрим, как декарбонизация может происходить во всей экономике, какие инновации делают это возможным, и как эффективность и более умный спрос могут ускорить переход.  </w:t>
+        <w:t xml:space="preserve">В предыдущей главе мы изучили энергетические системы и источники выбросов. Теперь мы переходим к пути вперед — к стратегиям, которые действительно могут снизить эти выбросы. В этой главе мы рассмотрим, как декарбонизация может происходить во всей экономике, какие инновации делают это возможным, и как эффективность и более умный спрос могут ускорить переход.  </w:t>
       </w:r>
     </w:p>
     <w:p>
@@ -24,7 +24,7 @@
     </w:p>
     <w:p>
       <w:r>
-        <w:t xml:space="preserve">Далее мы обратимся к энергоэффективности и управлению спросом. Мы исследуем, как «использовать меньше» и «использовать умнее» — через улучшение проектирования зданий, более эффективные промышленные процессы и умные транспортные системы — могут обеспечить немедленное сокращение выбросов, снизить затраты и снизить нагрузку на инфраструктуру.  </w:t>
+        <w:t xml:space="preserve">Далее мы обратимся к энергоэффективности и управлению спросом. Мы исследуем, как «использовать меньше» и «использовать умнее» — через лучшее проектирование зданий, более эффективные промышленные процессы и умные транспортные системы — могут обеспечить немедленное сокращение выбросов, снизить затраты и снизить нагрузку на инфраструктуру.  </w:t>
       </w:r>
     </w:p>
     <w:p>
